--- a/download/promo-15.docx
+++ b/download/promo-15.docx
@@ -10,7 +10,7 @@
             <w:u w:val="single"/>
             <w:sz w:val="20"/>
           </w:rPr>
-          <w:t>https://www.figma.com/design/FBs5ui1reqHm2ENaJxgy9S/LPP-56650-%D0%90%D0%B1%D1%81%D0%BE%D0%BB%D1%8E%D1%82-%D0%A1%D1%82%D1%80%D0%B0%D1%85%D0%BE%D0%B2%D0%B0%D0%BD%D0%B8%D0%B5--%D0%BA%D1%80%D0%BE%D0%BC%D0%B5-%D0%B8%D0%BF%D0%BE%D1%82%D0%B5%D0%BA%D0%B8-?node-id=2-9338</w:t>
+          <w:t>https://www.figma.com/design/vUYUzzan1pQoSzNJXZYoW6/LPP-67094-%D0%90%D0%B1%D1%81%D0%BE%D0%BB%D1%8E%D1%82-%D0%A1%D1%82%D1%80%D0%B0%D1%85%D0%BE%D0%B2%D0%B0%D0%BD%D0%B8%D0%B5---%D0%95%D0%9A%D0%96-%D0%A0%D1%8F%D0%B7%D0%B0%D0%BD%D1%81%D0%BA%D0%BE%D0%B9-%D0%BE%D0%B1%D0%BB%D0%B0%D1%81%D1%82%D0%B8?node-id=2-9338&amp;t=4J6bWp1gcEwjvhwo-4</w:t>
         </w:r>
       </w:hyperlink>
     </w:p>
